--- a/eng/docx/24.content.docx
+++ b/eng/docx/24.content.docx
@@ -7,6 +7,15 @@
       <w:r/>
     </w:p>
     <w:p>
+      <w:pPr>
+        <w:pStyle w:val="Heading2"/>
+      </w:pPr>
+      <w:r>
+        <w:t>Resource: Study Notes (Tyndale)</w:t>
+      </w:r>
+      <w:r/>
+    </w:p>
+    <w:p>
       <w:r/>
       <w:r>
         <w:rPr>
@@ -46,7 +55,7 @@
         <w:pStyle w:val="Heading1"/>
       </w:pPr>
       <w:r>
-        <w:t>Aquifer Open Study Notes</w:t>
+        <w:t>Study Notes (Tyndale)</w:t>
       </w:r>
     </w:p>
     <w:p>
@@ -55,6 +64,51 @@
           <w:headerReference w:type="even" r:id="rId8"/>
           <w:headerReference w:type="default" r:id="rId9"/>
           <w:footerReference w:type="default" r:id="rId10"/>
+          <w:footnotePr>
+            <w:numRestart w:val="eachSect"/>
+          </w:footnotePr>
+          <w:type w:val="continuous"/>
+          <w:pgSz w:w="12240" w:h="15840" w:code="1"/>
+          <w:pgMar w:top="1440" w:right="1440" w:bottom="1440" w:left="1440" w:header="504" w:footer="504" w:gutter="0"/>
+          <w:cols w:space="708"/>
+          <w:titlePg/>
+          <w:docGrid w:linePitch="360"/>
+        </w:sectPr>
+      </w:pPr>
+    </w:p>
+    <w:p>
+      <w:r/>
+    </w:p>
+    <w:p>
+      <w:pPr>
+        <w:pStyle w:val="Heading2"/>
+      </w:pPr>
+      <w:r>
+        <w:t>JER</w:t>
+      </w:r>
+      <w:r/>
+    </w:p>
+    <w:p>
+      <w:r/>
+      <w:r>
+        <w:rPr>
+          <w:i/>
+        </w:rPr>
+        <w:t>Jeremiah 1:1–19, Jeremiah 1:2–3, Jeremiah 1:4–5, Jeremiah 1:6, Jeremiah 1:7–8, Jeremiah 1:9, Jeremiah 1:11–12, Jeremiah 1:13–14, Jeremiah 1:17, Jeremiah 1:18, Jeremiah 1:19, Jeremiah 2:1–13, Jeremiah 2:2, Jeremiah 2:3, Jeremiah 2:5, Jeremiah 2:6, Jeremiah 2:7, Jeremiah 2:8, Jeremiah 2:9, Jeremiah 2:10, Jeremiah 2:11, Jeremiah 2:12, Jeremiah 2:13, Jeremiah 2:14, Jeremiah 2:14–22, Jeremiah 2:15, Jeremiah 2:16, Jeremiah 2:18, Jeremiah 2:19, Jeremiah 2:20–21, Jeremiah 2:22, Jeremiah 2:23, Jeremiah 2:23–3.5, Jeremiah 2:25, Jeremiah 2:26, Jeremiah 2:27, Jeremiah 2:28, Jeremiah 2:30, Jeremiah 2:31, Jeremiah 2:32, Jeremiah 2:33–34, Jeremiah 2:35, Jeremiah 2:36, Jeremiah 3:1, Jeremiah 3:1–5, Jeremiah 3:2, Jeremiah 3:3, Jeremiah 3:4–5, Jeremiah 3:6–10, Jeremiah 3:7–8, Jeremiah 3:8, Jeremiah 3:9, Jeremiah 3:10, Jeremiah 3:11–4.2, Jeremiah 3:12, Jeremiah 3:13, Jeremiah 3:14, Jeremiah 3:15, Jeremiah 3:16, Jeremiah 3:17, Jeremiah 3:18, Jeremiah 3:19–20, Jeremiah 3:21–4.2, Jeremiah 3:22, Jeremiah 3:22–24, Jeremiah 4:1, Jeremiah 4:2, Jeremiah 4:3, Jeremiah 4:3–18, Jeremiah 4:4, Jeremiah 4:5–6, Jeremiah 4:7, Jeremiah 4:8, Jeremiah 4:9, Jeremiah 4:10, Jeremiah 4:11–12, Jeremiah 4:13, Jeremiah 4:14–15, Jeremiah 4:17–18, Jeremiah 4:19–21, Jeremiah 4:23–26, Jeremiah 4:28, Jeremiah 4:29, Jeremiah 4:30, Jeremiah 4:31, Jeremiah 5:1–2, Jeremiah 5:3, Jeremiah 5:4–5, Jeremiah 5:6, Jeremiah 5:7–8, Jeremiah 5:9, Jeremiah 5:10–13, Jeremiah 5:12–13, Jeremiah 5:14–19, Jeremiah 5:15, Jeremiah 5:16–17, Jeremiah 5:18–19, Jeremiah 5:20–21, Jeremiah 5:22, Jeremiah 5:23–25, Jeremiah 5:26–28, Jeremiah 5:29–31, Jeremiah 6:1, Jeremiah 6:1–9, Jeremiah 6:2–5, Jeremiah 6:6–7, Jeremiah 6:8, Jeremiah 6:9, Jeremiah 6:10, Jeremiah 6:10–15, Jeremiah 6:11–12, Jeremiah 6:13, Jeremiah 6:14, Jeremiah 6:16, Jeremiah 6:16–21, Jeremiah 6:17, Jeremiah 6:18–19, Jeremiah 6:20, Jeremiah 6:22–23, Jeremiah 6:22–30, Jeremiah 6:26, Jeremiah 6:27, Jeremiah 6:27–30, Jeremiah 6:28, Jeremiah 6:29, Jeremiah 6:30, Jeremiah 7:1–2, Jeremiah 7:1–15, Jeremiah 7:3–4, Jeremiah 7:5–7, Jeremiah 7:8–10, Jeremiah 7:11, Jeremiah 7:12, Jeremiah 7:12–15, Jeremiah 7:13–15, Jeremiah 7:16, Jeremiah 7:17–18, Jeremiah 7:19, Jeremiah 7:20–23, Jeremiah 7:24–26, Jeremiah 7:27–29, Jeremiah 7:30–34, Jeremiah 7:30–8.3, Jeremiah 8:1–2, Jeremiah 8:4–7, Jeremiah 8:4–17, Jeremiah 8:6, Jeremiah 8:7, Jeremiah 8:8, Jeremiah 8:8–13, Jeremiah 8:9–10, Jeremiah 8:10–12, Jeremiah 8:13, Jeremiah 8:14–15, Jeremiah 8:16, Jeremiah 8:18–9.26, Jeremiah 8:20, Jeremiah 8:21–22, Jeremiah 8:22, Jeremiah 9:2, Jeremiah 9:3, Jeremiah 9:3–16, Jeremiah 9:4–6, Jeremiah 9:7–9, Jeremiah 9:10, Jeremiah 9:11, Jeremiah 9:12, Jeremiah 9:13–14, Jeremiah 9:15–16, Jeremiah 9:17, Jeremiah 9:17–26, Jeremiah 9:18–19, Jeremiah 9:20–21, Jeremiah 9:23, Jeremiah 9:23–24, Jeremiah 9:24, Jeremiah 9:25, Jeremiah 9:26, Jeremiah 10:1, Jeremiah 10:1–16, Jeremiah 10:1–25, Jeremiah 10:2, Jeremiah 10:3, Jeremiah 10:4, Jeremiah 10:5, Jeremiah 10:6, Jeremiah 10:7, Jeremiah 10:9, Jeremiah 10:10, Jeremiah 10:11, Jeremiah 10:12, Jeremiah 10:12–16, Jeremiah 10:13, Jeremiah 10:16, Jeremiah 10:17–18, Jeremiah 10:17–22, Jeremiah 10:19, Jeremiah 10:20, Jeremiah 10:21, Jeremiah 10:22, Jeremiah 10:23–25, Jeremiah 11:1–3, Jeremiah 11:1–17, Jeremiah 11:4, Jeremiah 11:5, Jeremiah 11:6–7, Jeremiah 11:8, Jeremiah 11:9–10, Jeremiah 11:11, Jeremiah 11:12, Jeremiah 11:13, Jeremiah 11:14, Jeremiah 11:15, Jeremiah 11:16–17, Jeremiah 11:18–19, Jeremiah 11:18–23, Jeremiah 11:20, Jeremiah 11:21–23, Jeremiah 12:1, Jeremiah 12:1–4, Jeremiah 12:2, Jeremiah 12:3, Jeremiah 12:4, Jeremiah 12:5, Jeremiah 12:5–13, Jeremiah 12:6, Jeremiah 12:7–13, Jeremiah 12:9, Jeremiah 12:10, Jeremiah 12:10–13, Jeremiah 12:11, Jeremiah 12:12, Jeremiah 12:13, Jeremiah 12:14, Jeremiah 12:14–17, Jeremiah 12:15, Jeremiah 12:16, Jeremiah 12:17, Jeremiah 13:1–2, Jeremiah 13:1–14, Jeremiah 13:3–5, Jeremiah 13:6–7, Jeremiah 13:8–9, Jeremiah 13:10–11, Jeremiah 13:12–14, Jeremiah 13:15–16, Jeremiah 13:17, Jeremiah 13:18–19, Jeremiah 13:20–22, Jeremiah 13:23, Jeremiah 13:24, Jeremiah 13:24–27, Jeremiah 13:25, Jeremiah 13:26, Jeremiah 13:27, Jeremiah 14:1–22, Jeremiah 14:2–3, Jeremiah 14:4–6, Jeremiah 14:7–9, Jeremiah 14:10, Jeremiah 14:11–12, Jeremiah 14:13–16, Jeremiah 14:17–18, Jeremiah 14:19–22, Jeremiah 14:22, Jeremiah 15:1, Jeremiah 15:1–9, Jeremiah 15:2, Jeremiah 15:4, Jeremiah 15:5, Jeremiah 15:6–7, Jeremiah 15:8–9, Jeremiah 15:10, Jeremiah 15:10–21, Jeremiah 15:11, Jeremiah 15:11–14, Jeremiah 15:12, Jeremiah 15:13–14, Jeremiah 15:15–18, Jeremiah 15:16–17, Jeremiah 15:18, Jeremiah 15:19, Jeremiah 15:20–21, Jeremiah 16:1–2, Jeremiah 16:1–18, Jeremiah 16:3–4, Jeremiah 16:5–7, Jeremiah 16:8–9, Jeremiah 16:10, Jeremiah 16:11–13, Jeremiah 16:14–15, Jeremiah 16:14–18, Jeremiah 16:16, Jeremiah 16:18, Jeremiah 16:19–20, Jeremiah 16:21, Jeremiah 17:1, Jeremiah 17:1–4, Jeremiah 17:2, Jeremiah 17:3, Jeremiah 17:4, Jeremiah 17:5, Jeremiah 17:5–10, Jeremiah 17:6, Jeremiah 17:7–8, Jeremiah 17:9–10, Jeremiah 17:11, Jeremiah 17:11–13, Jeremiah 17:11–18, Jeremiah 17:12, Jeremiah 17:14, Jeremiah 17:14–18, Jeremiah 17:15, Jeremiah 17:16, Jeremiah 17:17, Jeremiah 17:18, Jeremiah 17:19–20, Jeremiah 17:19–27, Jeremiah 17:21–22, Jeremiah 17:23, Jeremiah 17:24–25, Jeremiah 17:26, Jeremiah 17:27, Jeremiah 18:1–4, Jeremiah 18:1–11, Jeremiah 18:5–6, Jeremiah 18:7–10, Jeremiah 18:11, Jeremiah 18:12, Jeremiah 18:13, Jeremiah 18:13–17, Jeremiah 18:14–15, Jeremiah 18:16–17, Jeremiah 18:18, Jeremiah 18:18–23, Jeremiah 18:19–20, Jeremiah 18:21–23, Jeremiah 19:1–15, Jeremiah 19:4–5, Jeremiah 19:6, Jeremiah 19:9, Jeremiah 19:10–13, Jeremiah 19:14–15, Jeremiah 20:1–2, Jeremiah 20:1–6, Jeremiah 20:3, Jeremiah 20:4–5, Jeremiah 20:6, Jeremiah 20:7, Jeremiah 20:8–9, Jeremiah 20:10, Jeremiah 20:11, Jeremiah 20:12, Jeremiah 20:13, Jeremiah 20:14–18, Jeremiah 20:16, Jeremiah 20:17–18, Jeremiah 21:1, Jeremiah 21:1–10, Jeremiah 21:1–28.17, Jeremiah 21:2, Jeremiah 21:3–7, Jeremiah 21:8–10, Jeremiah 21:11–12, Jeremiah 21:11–14, Jeremiah 21:13–14, Jeremiah 22:1–5, Jeremiah 22:1–23.8, Jeremiah 22:3, Jeremiah 22:6–7, Jeremiah 22:6–9, Jeremiah 22:8–9, Jeremiah 22:10–12, Jeremiah 22:10–30, Jeremiah 22:13, Jeremiah 22:13–23, Jeremiah 22:14, Jeremiah 22:15–16, Jeremiah 22:17, Jeremiah 22:18–23, Jeremiah 22:19, Jeremiah 22:20, Jeremiah 22:22, Jeremiah 22:24–30, Jeremiah 22:25–27, Jeremiah 22:28–30, Jeremiah 22:29, Jeremiah 22:30, Jeremiah 23:1, Jeremiah 23:1–8, Jeremiah 23:3, Jeremiah 23:4, Jeremiah 23:5, Jeremiah 23:6, Jeremiah 23:9–10, Jeremiah 23:9–32, Jeremiah 23:10, Jeremiah 23:11, Jeremiah 23:12, Jeremiah 23:13–14, Jeremiah 23:15, Jeremiah 23:16, Jeremiah 23:16–32, Jeremiah 23:17, Jeremiah 23:18–19, Jeremiah 23:19–20, Jeremiah 23:21–24, Jeremiah 23:22, Jeremiah 23:23–24, Jeremiah 23:25–27, Jeremiah 23:28, Jeremiah 23:29, Jeremiah 23:30–32, Jeremiah 23:33, Jeremiah 23:33–40, Jeremiah 23:34–35, Jeremiah 23:36, Jeremiah 23:37–40, Jeremiah 23:40, Jeremiah 24:1, Jeremiah 24:1–10, Jeremiah 24:4–7, Jeremiah 24:7, Jeremiah 24:8–10, Jeremiah 25:1, Jeremiah 25:1–14, Jeremiah 25:3, Jeremiah 25:4, Jeremiah 25:5–6, Jeremiah 25:7–9, Jeremiah 25:10, Jeremiah 25:11, Jeremiah 25:12–14, Jeremiah 25:15, Jeremiah 25:15–38, Jeremiah 25:16, Jeremiah 25:17, Jeremiah 25:18, Jeremiah 25:19–20, Jeremiah 25:21–22, Jeremiah 25:23–26, Jeremiah 25:27–29, Jeremiah 25:30–31, Jeremiah 25:32–33, Jeremiah 25:34–35, Jeremiah 25:36, Jeremiah 25:37–38, Jeremiah 25:38, Jeremiah 26:1–24, Jeremiah 26:2, Jeremiah 26:3, Jeremiah 26:4–6, Jeremiah 26:7–9, Jeremiah 26:10–15, Jeremiah 26:12–13, Jeremiah 26:14–15, Jeremiah 26:16, Jeremiah 26:17–19, Jeremiah 26:24, Jeremiah 27:1–22, Jeremiah 27:4–5, Jeremiah 27:6–8, Jeremiah 27:8, Jeremiah 27:9–10, Jeremiah 27:12–15, Jeremiah 27:16, Jeremiah 27:18–19, Jeremiah 27:20–22, Jeremiah 27:22, Jeremiah 28:1, Jeremiah 28:1–17, Jeremiah 28:2–3, Jeremiah 28:4, Jeremiah 28:5–6, Jeremiah 28:7–9, Jeremiah 28:10–11, Jeremiah 28:12–14, Jeremiah 28:15–17, Jeremiah 29:1–23, Jeremiah 29:2, Jeremiah 29:5–7, Jeremiah 29:8–9, Jeremiah 29:10, Jeremiah 29:11, Jeremiah 29:12–13, Jeremiah 29:15, Jeremiah 29:16–18, Jeremiah 29:20–22, Jeremiah 29:24–32, Jeremiah 29:29, Jeremiah 29:30–32, Jeremiah 30:1–24, Jeremiah 30:1–33.26, Jeremiah 30:3, Jeremiah 30:7, Jeremiah 30:8, Jeremiah 30:9, Jeremiah 30:10, Jeremiah 30:11, Jeremiah 30:12–14, Jeremiah 30:15, Jeremiah 30:16, Jeremiah 30:17, Jeremiah 30:18, Jeremiah 30:19–21, Jeremiah 30:22, Jeremiah 30:23, Jeremiah 30:24, Jeremiah 31:1, Jeremiah 31:2, Jeremiah 31:3, Jeremiah 31:4, Jeremiah 31:5, Jeremiah 31:6, Jeremiah 31:7, Jeremiah 31:8, Jeremiah 31:9, Jeremiah 31:10, Jeremiah 31:11, Jeremiah 31:12, Jeremiah 31:13, Jeremiah 31:14, Jeremiah 31:15, Jeremiah 31:15–40, Jeremiah 31:16–17, Jeremiah 31:18–19, Jeremiah 31:19, Jeremiah 31:20, Jeremiah 31:21, Jeremiah 31:26, Jeremiah 31:27, Jeremiah 31:28, Jeremiah 31:29–30, Jeremiah 31:31, Jeremiah 31:32–34, Jeremiah 31:34, Jeremiah 31:35–37, Jeremiah 31:38, Jeremiah 31:39, Jeremiah 31:40, Jeremiah 32:2, Jeremiah 32:4–5, Jeremiah 32:6–8, Jeremiah 32:9–12, Jeremiah 32:10, Jeremiah 32:11–12, Jeremiah 32:13–14, Jeremiah 32:15, Jeremiah 32:16, Jeremiah 32:16–25, Jeremiah 32:17, Jeremiah 32:18, Jeremiah 32:19, Jeremiah 32:20, Jeremiah 32:21, Jeremiah 32:22, Jeremiah 32:23, Jeremiah 32:24, Jeremiah 32:25, Jeremiah 32:26–27, Jeremiah 32:26–41, Jeremiah 32:28–29, Jeremiah 32:30, Jeremiah 32:30–35, Jeremiah 32:31, Jeremiah 32:34–35, Jeremiah 32:36–37, Jeremiah 32:36–44, Jeremiah 32:37, Jeremiah 32:38–40, Jeremiah 32:39, Jeremiah 32:41, Jeremiah 32:42–43, Jeremiah 32:44, Jeremiah 33:1–26, Jeremiah 33:2, Jeremiah 33:4, Jeremiah 33:5, Jeremiah 33:8, Jeremiah 33:9, Jeremiah 33:10–11, Jeremiah 33:11, Jeremiah 33:12, Jeremiah 33:14–15, Jeremiah 33:14–18, Jeremiah 33:16, Jeremiah 33:17, Jeremiah 33:18, Jeremiah 33:19–22, Jeremiah 33:23–26, Jeremiah 34:1–7, Jeremiah 34:1–39.18, Jeremiah 34:2, Jeremiah 34:4–5, Jeremiah 34:6–7, Jeremiah 34:8–22, Jeremiah 34:8–35.19, Jeremiah 34:15–16, Jeremiah 34:17–20, Jeremiah 34:21–22, Jeremiah 35:1, Jeremiah 35:1–19, Jeremiah 35:1–36.32, Jeremiah 35:2, Jeremiah 35:3, Jeremiah 35:4, Jeremiah 35:6–10, Jeremiah 35:12–19, Jeremiah 35:14–16, Jeremiah 35:17–19, Jeremiah 35:19, Jeremiah 36:1–2, Jeremiah 36:1–32, Jeremiah 36:3, Jeremiah 36:4, Jeremiah 36:5, Jeremiah 36:6, Jeremiah 36:7, Jeremiah 36:8–9, Jeremiah 36:10, Jeremiah 36:11–13, Jeremiah 36:14–16, Jeremiah 36:17–18, Jeremiah 36:19–20, Jeremiah 36:21, Jeremiah 36:23–24, Jeremiah 36:25, Jeremiah 36:26, Jeremiah 36:27–32, Jeremiah 36:29–31, Jeremiah 37:1–2, Jeremiah 37:1–38.28, Jeremiah 37:3–4, Jeremiah 37:5, Jeremiah 37:6–10, Jeremiah 37:11–12, Jeremiah 37:13–16, Jeremiah 37:17, Jeremiah 37:18–20, Jeremiah 37:21, Jeremiah 38:1, Jeremiah 38:1–13, Jeremiah 38:4, Jeremiah 38:5, Jeremiah 38:6, Jeremiah 38:7–8, Jeremiah 38:10, Jeremiah 38:11–12, Jeremiah 38:14, Jeremiah 38:14–16, Jeremiah 38:17–18, Jeremiah 38:19, Jeremiah 38:20–22, Jeremiah 38:24–28, Jeremiah 39:1–10, Jeremiah 39:2, Jeremiah 39:3, Jeremiah 39:4, Jeremiah 39:5, Jeremiah 39:6, Jeremiah 39:7, Jeremiah 39:9, Jeremiah 39:11–14, Jeremiah 39:11–44.30, Jeremiah 39:15–17, Jeremiah 40:1–6, Jeremiah 40:2–3, Jeremiah 40:6, Jeremiah 40:7–8, Jeremiah 40:7–12, Jeremiah 40:9–10, Jeremiah 40:11–12, Jeremiah 40:14, Jeremiah 40:16, Jeremiah 41:1–2, Jeremiah 41:4–5, Jeremiah 41:8, Jeremiah 41:9, Jeremiah 41:10, Jeremiah 41:11–12, Jeremiah 41:16, Jeremiah 41:17–18, Jeremiah 42:1–3, Jeremiah 42:4, Jeremiah 42:5–6, Jeremiah 42:10–12, Jeremiah 42:13–22, Jeremiah 42:21, Jeremiah 43:1–7, Jeremiah 43:3, Jeremiah 43:7, Jeremiah 43:10, Jeremiah 43:12–13, Jeremiah 43:13, Jeremiah 44:1, Jeremiah 44:2, Jeremiah 44:3, Jeremiah 44:9, Jeremiah 44:11, Jeremiah 44:12, Jeremiah 44:15, Jeremiah 44:15–19, Jeremiah 44:17, Jeremiah 44:18, Jeremiah 44:20–23, Jeremiah 44:20–30, Jeremiah 44:24–25, Jeremiah 44:26–28, Jeremiah 44:30, Jeremiah 45:1, Jeremiah 45:1–5, Jeremiah 45:3, Jeremiah 45:5, Jeremiah 46:1–51.64, Jeremiah 46:2–12, Jeremiah 46:3–4, Jeremiah 46:7–8, Jeremiah 46:9–10, Jeremiah 46:11, Jeremiah 46:13–24, Jeremiah 46:15–17, Jeremiah 46:18, Jeremiah 46:19, Jeremiah 46:21, Jeremiah 46:22–23, Jeremiah 46:25–26, Jeremiah 46:27, Jeremiah 47:1–7, Jeremiah 47:2, Jeremiah 47:4, Jeremiah 47:5, Jeremiah 47:6, Jeremiah 47:7, Jeremiah 48:1, Jeremiah 48:1–47, Jeremiah 48:1–49.6, Jeremiah 48:2, Jeremiah 48:3–4, Jeremiah 48:5–6, Jeremiah 48:7, Jeremiah 48:8–10, Jeremiah 48:11–12, Jeremiah 48:13, Jeremiah 48:18–19, Jeremiah 48:20, Jeremiah 48:21–25, Jeremiah 48:26–27, Jeremiah 48:31, Jeremiah 48:32, Jeremiah 48:34–39, Jeremiah 48:35–37, Jeremiah 48:39, Jeremiah 48:40, Jeremiah 48:43–45, Jeremiah 48:45, Jeremiah 48:47, Jeremiah 49:1, Jeremiah 49:1–6, Jeremiah 49:2, Jeremiah 49:3, Jeremiah 49:4–6, Jeremiah 49:7–8, Jeremiah 49:7–22, Jeremiah 49:9–11, Jeremiah 49:12–22, Jeremiah 49:13, Jeremiah 49:14, Jeremiah 49:15–16, Jeremiah 49:18, Jeremiah 49:19, Jeremiah 49:22, Jeremiah 49:23–27, Jeremiah 49:25, Jeremiah 49:27, Jeremiah 49:28–29, Jeremiah 49:28–33, Jeremiah 49:30, Jeremiah 49:34–39, Jeremiah 49:35, Jeremiah 49:36, Jeremiah 49:37, Jeremiah 49:38, Jeremiah 49:39, Jeremiah 50:1–51.64, Jeremiah 50:2, Jeremiah 50:3, Jeremiah 50:4, Jeremiah 50:4–10, Jeremiah 50:5, Jeremiah 50:6, Jeremiah 50:7, Jeremiah 50:8–9, Jeremiah 50:11, Jeremiah 50:11–16, Jeremiah 50:12, Jeremiah 50:14, Jeremiah 50:15, Jeremiah 50:16, Jeremiah 50:17, Jeremiah 50:17–20, Jeremiah 50:18–19, Jeremiah 50:20, Jeremiah 50:21, Jeremiah 50:28, Jeremiah 50:29–30, Jeremiah 50:31–32, Jeremiah 50:33–34, Jeremiah 50:35–38, Jeremiah 50:38, Jeremiah 50:39–40, Jeremiah 50:43, Jeremiah 50:44–46, Jeremiah 51:1–2, Jeremiah 51:3–4, Jeremiah 51:5, Jeremiah 51:6, Jeremiah 51:7, Jeremiah 51:8, Jeremiah 51:9–10, Jeremiah 51:11–12, Jeremiah 51:15–16, Jeremiah 51:15–19, Jeremiah 51:20, Jeremiah 51:27–28, Jeremiah 51:29–30, Jeremiah 51:31, Jeremiah 51:33, Jeremiah 51:35, Jeremiah 51:36, Jeremiah 51:37, Jeremiah 51:38–40, Jeremiah 51:42, Jeremiah 51:44, Jeremiah 51:45, Jeremiah 51:45–53, Jeremiah 51:46, Jeremiah 51:47–48, Jeremiah 51:49–50, Jeremiah 51:51, Jeremiah 51:52, Jeremiah 51:53, Jeremiah 51:54, Jeremiah 51:55–56, Jeremiah 51:57, Jeremiah 51:59, Jeremiah 51:59–64, Jeremiah 51:63–64, Jeremiah 52:1–34, Jeremiah 52:9, Jeremiah 52:10, Jeremiah 52:11, Jeremiah 52:12, Jeremiah 52:12–21, Jeremiah 52:13, Jeremiah 52:15, Jeremiah 52:17–23, Jeremiah 52:21, Jeremiah 52:23, Jeremiah 52:25, Jeremiah 52:28, Jeremiah 52:28–30, Jeremiah 52:29, Jeremiah 52:31–34</w:t>
+      </w:r>
+      <w:r/>
+    </w:p>
+    <w:p>
+      <w:r/>
+      <w:r>
+        <w:t xml:space="preserve"> </w:t>
+      </w:r>
+      <w:r/>
+      <w:r/>
+    </w:p>
+    <w:p>
+      <w:pPr>
+        <w:sectPr>
           <w:footnotePr>
             <w:numRestart w:val="eachSect"/>
           </w:footnotePr>

--- a/eng/docx/24.content.docx
+++ b/eng/docx/24.content.docx
@@ -166,13 +166,6 @@
       </w:r>
       <w:r>
         <w:rPr>
-          <w:i/>
-          <w:lang w:val="en_US" w:bidi="en_US"/>
-        </w:rPr>
-        <w:t>Jeremiah 1:1–19, Jeremiah 1:2–3, Jeremiah 1:4–5, Jeremiah 1:6, Jeremiah 1:7–8, Jeremiah 1:9, Jeremiah 1:11–12, Jeremiah 1:13–14, Jeremiah 1:17, Jeremiah 1:18, Jeremiah 1:19, Jeremiah 2:1–13, Jeremiah 2:2, Jeremiah 2:3, Jeremiah 2:5, Jeremiah 2:6, Jeremiah 2:7, Jeremiah 2:8, Jeremiah 2:9, Jeremiah 2:10, Jeremiah 2:11, Jeremiah 2:12, Jeremiah 2:13, Jeremiah 2:14, Jeremiah 2:14–22, Jeremiah 2:15, Jeremiah 2:16, Jeremiah 2:18, Jeremiah 2:19, Jeremiah 2:20–21, Jeremiah 2:22, Jeremiah 2:23, Jeremiah 2:23–3.5, Jeremiah 2:25, Jeremiah 2:26, Jeremiah 2:27, Jeremiah 2:28, Jeremiah 2:30, Jeremiah 2:31, Jeremiah 2:32, Jeremiah 2:33–34, Jeremiah 2:35, Jeremiah 2:36, Jeremiah 3:1, Jeremiah 3:1–5, Jeremiah 3:2, Jeremiah 3:3, Jeremiah 3:4–5, Jeremiah 3:6–10, Jeremiah 3:7–8, Jeremiah 3:8, Jeremiah 3:9, Jeremiah 3:10, Jeremiah 3:11–4.2, Jeremiah 3:12, Jeremiah 3:13, Jeremiah 3:14, Jeremiah 3:15, Jeremiah 3:16, Jeremiah 3:17, Jeremiah 3:18, Jeremiah 3:19–20, Jeremiah 3:21–4.2, Jeremiah 3:22, Jeremiah 3:22–24, Jeremiah 4:1, Jeremiah 4:2, Jeremiah 4:3, Jeremiah 4:3–18, Jeremiah 4:4, Jeremiah 4:5–6, Jeremiah 4:7, Jeremiah 4:8, Jeremiah 4:9, Jeremiah 4:10, Jeremiah 4:11–12, Jeremiah 4:13, Jeremiah 4:14–15, Jeremiah 4:17–18, Jeremiah 4:19–21, Jeremiah 4:23–26, Jeremiah 4:28, Jeremiah 4:29, Jeremiah 4:30, Jeremiah 4:31, Jeremiah 5:1–2, Jeremiah 5:3, Jeremiah 5:4–5, Jeremiah 5:6, Jeremiah 5:7–8, Jeremiah 5:9, Jeremiah 5:10–13, Jeremiah 5:12–13, Jeremiah 5:14–19, Jeremiah 5:15, Jeremiah 5:16–17, Jeremiah 5:18–19, Jeremiah 5:20–21, Jeremiah 5:22, Jeremiah 5:23–25, Jeremiah 5:26–28, Jeremiah 5:29–31, Jeremiah 6:1, Jeremiah 6:1–9, Jeremiah 6:2–5, Jeremiah 6:6–7, Jeremiah 6:8, Jeremiah 6:9, Jeremiah 6:10, Jeremiah 6:10–15, Jeremiah 6:11–12, Jeremiah 6:13, Jeremiah 6:14, Jeremiah 6:16, Jeremiah 6:16–21, Jeremiah 6:17, Jeremiah 6:18–19, Jeremiah 6:20, Jeremiah 6:22–23, Jeremiah 6:22–30, Jeremiah 6:26, Jeremiah 6:27, Jeremiah 6:27–30, Jeremiah 6:28, Jeremiah 6:29, Jeremiah 6:30, Jeremiah 7:1–2, Jeremiah 7:1–15, Jeremiah 7:3–4, Jeremiah 7:5–7, Jeremiah 7:8–10, Jeremiah 7:11, Jeremiah 7:12, Jeremiah 7:12–15, Jeremiah 7:13–15, Jeremiah 7:16, Jeremiah 7:17–18, Jeremiah 7:19, Jeremiah 7:20–23, Jeremiah 7:24–26, Jeremiah 7:27–29, Jeremiah 7:30–34, Jeremiah 7:30–8.3, Jeremiah 8:1–2, Jeremiah 8:4–7, Jeremiah 8:4–17, Jeremiah 8:6, Jeremiah 8:7, Jeremiah 8:8, Jeremiah 8:8–13, Jeremiah 8:9–10, Jeremiah 8:10–12, Jeremiah 8:13, Jeremiah 8:14–15, Jeremiah 8:16, Jeremiah 8:18–9.26, Jeremiah 8:20, Jeremiah 8:21–22, Jeremiah 8:22, Jeremiah 9:2, Jeremiah 9:3, Jeremiah 9:3–16, Jeremiah 9:4–6, Jeremiah 9:7–9, Jeremiah 9:10, Jeremiah 9:11, Jeremiah 9:12, Jeremiah 9:13–14, Jeremiah 9:15–16, Jeremiah 9:17, Jeremiah 9:17–26, Jeremiah 9:18–19, Jeremiah 9:20–21, Jeremiah 9:23, Jeremiah 9:23–24, Jeremiah 9:24, Jeremiah 9:25, Jeremiah 9:26, Jeremiah 10:1, Jeremiah 10:1–16, Jeremiah 10:1–25, Jeremiah 10:2, Jeremiah 10:3, Jeremiah 10:4, Jeremiah 10:5, Jeremiah 10:6, Jeremiah 10:7, Jeremiah 10:9, Jeremiah 10:10, Jeremiah 10:11, Jeremiah 10:12, Jeremiah 10:12–16, Jeremiah 10:13, Jeremiah 10:16, Jeremiah 10:17–18, Jeremiah 10:17–22, Jeremiah 10:19, Jeremiah 10:20, Jeremiah 10:21, Jeremiah 10:22, Jeremiah 10:23–25, Jeremiah 11:1–3, Jeremiah 11:1–17, Jeremiah 11:4, Jeremiah 11:5, Jeremiah 11:6–7, Jeremiah 11:8, Jeremiah 11:9–10, Jeremiah 11:11, Jeremiah 11:12, Jeremiah 11:13, Jeremiah 11:14, Jeremiah 11:15, Jeremiah 11:16–17, Jeremiah 11:18–19, Jeremiah 11:18–23, Jeremiah 11:20, Jeremiah 11:21–23, Jeremiah 12:1, Jeremiah 12:1–4, Jeremiah 12:2, Jeremiah 12:3, Jeremiah 12:4, Jeremiah 12:5, Jeremiah 12:5–13, Jeremiah 12:6, Jeremiah 12:7–13, Jeremiah 12:9, Jeremiah 12:10, Jeremiah 12:10–13, Jeremiah 12:11, Jeremiah 12:12, Jeremiah 12:13, Jeremiah 12:14, Jeremiah 12:14–17, Jeremiah 12:15, Jeremiah 12:16, Jeremiah 12:17, Jeremiah 13:1–2, Jeremiah 13:1–14, Jeremiah 13:3–5, Jeremiah 13:6–7, Jeremiah 13:8–9, Jeremiah 13:10–11, Jeremiah 13:12–14, Jeremiah 13:15–16, Jeremiah 13:17, Jeremiah 13:18–19, Jeremiah 13:20–22, Jeremiah 13:23, Jeremiah 13:24, Jeremiah 13:24–27, Jeremiah 13:25, Jeremiah 13:26, Jeremiah 13:27, Jeremiah 14:1–22, Jeremiah 14:2–3, Jeremiah 14:4–6, Jeremiah 14:7–9, Jeremiah 14:10, Jeremiah 14:11–12, Jeremiah 14:13–16, Jeremiah 14:17–18, Jeremiah 14:19–22, Jeremiah 14:22, Jeremiah 15:1, Jeremiah 15:1–9, Jeremiah 15:2, Jeremiah 15:4, Jeremiah 15:5, Jeremiah 15:6–7, Jeremiah 15:8–9, Jeremiah 15:10, Jeremiah 15:10–21, Jeremiah 15:11, Jeremiah 15:11–14, Jeremiah 15:12, Jeremiah 15:13–14, Jeremiah 15:15–18, Jeremiah 15:16–17, Jeremiah 15:18, Jeremiah 15:19, Jeremiah 15:20–21, Jeremiah 16:1–2, Jeremiah 16:1–18, Jeremiah 16:3–4, Jeremiah 16:5–7, Jeremiah 16:8–9, Jeremiah 16:10, Jeremiah 16:11–13, Jeremiah 16:14–15, Jeremiah 16:14–18, Jeremiah 16:16, Jeremiah 16:18, Jeremiah 16:19–20, Jeremiah 16:21, Jeremiah 17:1, Jeremiah 17:1–4, Jeremiah 17:2, Jeremiah 17:3, Jeremiah 17:4, Jeremiah 17:5, Jeremiah 17:5–10, Jeremiah 17:6, Jeremiah 17:7–8, Jeremiah 17:9–10, Jeremiah 17:11, Jeremiah 17:11–13, Jeremiah 17:11–18, Jeremiah 17:12, Jeremiah 17:14, Jeremiah 17:14–18, Jeremiah 17:15, Jeremiah 17:16, Jeremiah 17:17, Jeremiah 17:18, Jeremiah 17:19–20, Jeremiah 17:19–27, Jeremiah 17:21–22, Jeremiah 17:23, Jeremiah 17:24–25, Jeremiah 17:26, Jeremiah 17:27, Jeremiah 18:1–4, Jeremiah 18:1–11, Jeremiah 18:5–6, Jeremiah 18:7–10, Jeremiah 18:11, Jeremiah 18:12, Jeremiah 18:13, Jeremiah 18:13–17, Jeremiah 18:14–15, Jeremiah 18:16–17, Jeremiah 18:18, Jeremiah 18:18–23, Jeremiah 18:19–20, Jeremiah 18:21–23, Jeremiah 19:1–15, Jeremiah 19:4–5, Jeremiah 19:6, Jeremiah 19:9, Jeremiah 19:10–13, Jeremiah 19:14–15, Jeremiah 20:1–2, Jeremiah 20:1–6, Jeremiah 20:3, Jeremiah 20:4–5, Jeremiah 20:6, Jeremiah 20:7, Jeremiah 20:8–9, Jeremiah 20:10, Jeremiah 20:11, Jeremiah 20:12, Jeremiah 20:13, Jeremiah 20:14–18, Jeremiah 20:16, Jeremiah 20:17–18, Jeremiah 21:1, Jeremiah 21:1–10, Jeremiah 21:1–28.17, Jeremiah 21:2, Jeremiah 21:3–7, Jeremiah 21:8–10, Jeremiah 21:11–12, Jeremiah 21:11–14, Jeremiah 21:13–14, Jeremiah 22:1–5, Jeremiah 22:1–23.8, Jeremiah 22:3, Jeremiah 22:6–7, Jeremiah 22:6–9, Jeremiah 22:8–9, Jeremiah 22:10–12, Jeremiah 22:10–30, Jeremiah 22:13, Jeremiah 22:13–23, Jeremiah 22:14, Jeremiah 22:15–16, Jeremiah 22:17, Jeremiah 22:18–23, Jeremiah 22:19, Jeremiah 22:20, Jeremiah 22:22, Jeremiah 22:24–30, Jeremiah 22:25–27, Jeremiah 22:28–30, Jeremiah 22:29, Jeremiah 22:30, Jeremiah 23:1, Jeremiah 23:1–8, Jeremiah 23:3, Jeremiah 23:4, Jeremiah 23:5, Jeremiah 23:6, Jeremiah 23:9–10, Jeremiah 23:9–32, Jeremiah 23:10, Jeremiah 23:11, Jeremiah 23:12, Jeremiah 23:13–14, Jeremiah 23:15, Jeremiah 23:16, Jeremiah 23:16–32, Jeremiah 23:17, Jeremiah 23:18–19, Jeremiah 23:19–20, Jeremiah 23:21–24, Jeremiah 23:22, Jeremiah 23:23–24, Jeremiah 23:25–27, Jeremiah 23:28, Jeremiah 23:29, Jeremiah 23:30–32, Jeremiah 23:33, Jeremiah 23:33–40, Jeremiah 23:34–35, Jeremiah 23:36, Jeremiah 23:37–40, Jeremiah 23:40, Jeremiah 24:1, Jeremiah 24:1–10, Jeremiah 24:4–7, Jeremiah 24:7, Jeremiah 24:8–10, Jeremiah 25:1, Jeremiah 25:1–14, Jeremiah 25:3, Jeremiah 25:4, Jeremiah 25:5–6, Jeremiah 25:7–9, Jeremiah 25:10, Jeremiah 25:11, Jeremiah 25:12–14, Jeremiah 25:15, Jeremiah 25:15–38, Jeremiah 25:16, Jeremiah 25:17, Jeremiah 25:18, Jeremiah 25:19–20, Jeremiah 25:21–22, Jeremiah 25:23–26, Jeremiah 25:27–29, Jeremiah 25:30–31, Jeremiah 25:32–33, Jeremiah 25:34–35, Jeremiah 25:36, Jeremiah 25:37–38, Jeremiah 25:38, Jeremiah 26:1–24, Jeremiah 26:2, Jeremiah 26:3, Jeremiah 26:4–6, Jeremiah 26:7–9, Jeremiah 26:10–15, Jeremiah 26:12–13, Jeremiah 26:14–15, Jeremiah 26:16, Jeremiah 26:17–19, Jeremiah 26:24, Jeremiah 27:1–22, Jeremiah 27:4–5, Jeremiah 27:6–8, Jeremiah 27:8, Jeremiah 27:9–10, Jeremiah 27:12–15, Jeremiah 27:16, Jeremiah 27:18–19, Jeremiah 27:20–22, Jeremiah 27:22, Jeremiah 28:1, Jeremiah 28:1–17, Jeremiah 28:2–3, Jeremiah 28:4, Jeremiah 28:5–6, Jeremiah 28:7–9, Jeremiah 28:10–11, Jeremiah 28:12–14, Jeremiah 28:15–17, Jeremiah 29:1–23, Jeremiah 29:2, Jeremiah 29:5–7, Jeremiah 29:8–9, Jeremiah 29:10, Jeremiah 29:11, Jeremiah 29:12–13, Jeremiah 29:15, Jeremiah 29:16–18, Jeremiah 29:20–22, Jeremiah 29:24–32, Jeremiah 29:29, Jeremiah 29:30–32, Jeremiah 30:1–24, Jeremiah 30:1–33.26, Jeremiah 30:3, Jeremiah 30:7, Jeremiah 30:8, Jeremiah 30:9, Jeremiah 30:10, Jeremiah 30:11, Jeremiah 30:12–14, Jeremiah 30:15, Jeremiah 30:16, Jeremiah 30:17, Jeremiah 30:18, Jeremiah 30:19–21, Jeremiah 30:22, Jeremiah 30:23, Jeremiah 30:24, Jeremiah 31:1, Jeremiah 31:2, Jeremiah 31:3, Jeremiah 31:4, Jeremiah 31:5, Jeremiah 31:6, Jeremiah 31:7, Jeremiah 31:8, Jeremiah 31:9, Jeremiah 31:10, Jeremiah 31:11, Jeremiah 31:12, Jeremiah 31:13, Jeremiah 31:14, Jeremiah 31:15, Jeremiah 31:15–40, Jeremiah 31:16–17, Jeremiah 31:18–19, Jeremiah 31:19, Jeremiah 31:20, Jeremiah 31:21, Jeremiah 31:26, Jeremiah 31:27, Jeremiah 31:28, Jeremiah 31:29–30, Jeremiah 31:31, Jeremiah 31:32–34, Jeremiah 31:34, Jeremiah 31:35–37, Jeremiah 31:38, Jeremiah 31:39, Jeremiah 31:40, Jeremiah 32:2, Jeremiah 32:4–5, Jeremiah 32:6–8, Jeremiah 32:9–12, Jeremiah 32:10, Jeremiah 32:11–12, Jeremiah 32:13–14, Jeremiah 32:15, Jeremiah 32:16, Jeremiah 32:16–25, Jeremiah 32:17, Jeremiah 32:18, Jeremiah 32:19, Jeremiah 32:20, Jeremiah 32:21, Jeremiah 32:22, Jeremiah 32:23, Jeremiah 32:24, Jeremiah 32:25, Jeremiah 32:26–27, Jeremiah 32:26–41, Jeremiah 32:28–29, Jeremiah 32:30, Jeremiah 32:30–35, Jeremiah 32:31, Jeremiah 32:34–35, Jeremiah 32:36–37, Jeremiah 32:36–44, Jeremiah 32:37, Jeremiah 32:38–40, Jeremiah 32:39, Jeremiah 32:41, Jeremiah 32:42–43, Jeremiah 32:44, Jeremiah 33:1–26, Jeremiah 33:2, Jeremiah 33:4, Jeremiah 33:5, Jeremiah 33:8, Jeremiah 33:9, Jeremiah 33:10–11, Jeremiah 33:11, Jeremiah 33:12, Jeremiah 33:14–15, Jeremiah 33:14–18, Jeremiah 33:16, Jeremiah 33:17, Jeremiah 33:18, Jeremiah 33:19–22, Jeremiah 33:23–26, Jeremiah 34:1–7, Jeremiah 34:1–39.18, Jeremiah 34:2, Jeremiah 34:4–5, Jeremiah 34:6–7, Jeremiah 34:8–22, Jeremiah 34:8–35.19, Jeremiah 34:15–16, Jeremiah 34:17–20, Jeremiah 34:21–22, Jeremiah 35:1, Jeremiah 35:1–19, Jeremiah 35:1–36.32, Jeremiah 35:2, Jeremiah 35:3, Jeremiah 35:4, Jeremiah 35:6–10, Jeremiah 35:12–19, Jeremiah 35:14–16, Jeremiah 35:17–19, Jeremiah 35:19, Jeremiah 36:1–2, Jeremiah 36:1–32, Jeremiah 36:3, Jeremiah 36:4, Jeremiah 36:5, Jeremiah 36:6, Jeremiah 36:7, Jeremiah 36:8–9, Jeremiah 36:10, Jeremiah 36:11–13, Jeremiah 36:14–16, Jeremiah 36:17–18, Jeremiah 36:19–20, Jeremiah 36:21, Jeremiah 36:23–24, Jeremiah 36:25, Jeremiah 36:26, Jeremiah 36:27–32, Jeremiah 36:29–31, Jeremiah 37:1–2, Jeremiah 37:1–38.28, Jeremiah 37:3–4, Jeremiah 37:5, Jeremiah 37:6–10, Jeremiah 37:11–12, Jeremiah 37:13–16, Jeremiah 37:17, Jeremiah 37:18–20, Jeremiah 37:21, Jeremiah 38:1, Jeremiah 38:1–13, Jeremiah 38:4, Jeremiah 38:5, Jeremiah 38:6, Jeremiah 38:7–8, Jeremiah 38:10, Jeremiah 38:11–12, Jeremiah 38:14, Jeremiah 38:14–16, Jeremiah 38:17–18, Jeremiah 38:19, Jeremiah 38:20–22, Jeremiah 38:24–28, Jeremiah 39:1–10, Jeremiah 39:2, Jeremiah 39:3, Jeremiah 39:4, Jeremiah 39:5, Jeremiah 39:6, Jeremiah 39:7, Jeremiah 39:9, Jeremiah 39:11–14, Jeremiah 39:11–44.30, Jeremiah 39:15–17, Jeremiah 40:1–6, Jeremiah 40:2–3, Jeremiah 40:6, Jeremiah 40:7–8, Jeremiah 40:7–12, Jeremiah 40:9–10, Jeremiah 40:11–12, Jeremiah 40:14, Jeremiah 40:16, Jeremiah 41:1–2, Jeremiah 41:4–5, Jeremiah 41:8, Jeremiah 41:9, Jeremiah 41:10, Jeremiah 41:11–12, Jeremiah 41:16, Jeremiah 41:17–18, Jeremiah 42:1–3, Jeremiah 42:4, Jeremiah 42:5–6, Jeremiah 42:10–12, Jeremiah 42:13–22, Jeremiah 42:21, Jeremiah 43:1–7, Jeremiah 43:3, Jeremiah 43:7, Jeremiah 43:10, Jeremiah 43:12–13, Jeremiah 43:13, Jeremiah 44:1, Jeremiah 44:2, Jeremiah 44:3, Jeremiah 44:9, Jeremiah 44:11, Jeremiah 44:12, Jeremiah 44:15, Jeremiah 44:15–19, Jeremiah 44:17, Jeremiah 44:18, Jeremiah 44:20–23, Jeremiah 44:20–30, Jeremiah 44:24–25, Jeremiah 44:26–28, Jeremiah 44:30, Jeremiah 45:1, Jeremiah 45:1–5, Jeremiah 45:3, Jeremiah 45:5, Jeremiah 46:1–51.64, Jeremiah 46:2–12, Jeremiah 46:3–4, Jeremiah 46:7–8, Jeremiah 46:9–10, Jeremiah 46:11, Jeremiah 46:13–24, Jeremiah 46:15–17, Jeremiah 46:18, Jeremiah 46:19, Jeremiah 46:21, Jeremiah 46:22–23, Jeremiah 46:25–26, Jeremiah 46:27, Jeremiah 47:1–7, Jeremiah 47:2, Jeremiah 47:4, Jeremiah 47:5, Jeremiah 47:6, Jeremiah 47:7, Jeremiah 48:1, Jeremiah 48:1–47, Jeremiah 48:1–49.6, Jeremiah 48:2, Jeremiah 48:3–4, Jeremiah 48:5–6, Jeremiah 48:7, Jeremiah 48:8–10, Jeremiah 48:11–12, Jeremiah 48:13, Jeremiah 48:18–19, Jeremiah 48:20, Jeremiah 48:21–25, Jeremiah 48:26–27, Jeremiah 48:31, Jeremiah 48:32, Jeremiah 48:34–39, Jeremiah 48:35–37, Jeremiah 48:39, Jeremiah 48:40, Jeremiah 48:43–45, Jeremiah 48:45, Jeremiah 48:47, Jeremiah 49:1, Jeremiah 49:1–6, Jeremiah 49:2, Jeremiah 49:3, Jeremiah 49:4–6, Jeremiah 49:7–8, Jeremiah 49:7–22, Jeremiah 49:9–11, Jeremiah 49:12–22, Jeremiah 49:13, Jeremiah 49:14, Jeremiah 49:15–16, Jeremiah 49:18, Jeremiah 49:19, Jeremiah 49:22, Jeremiah 49:23–27, Jeremiah 49:25, Jeremiah 49:27, Jeremiah 49:28–29, Jeremiah 49:28–33, Jeremiah 49:30, Jeremiah 49:34–39, Jeremiah 49:35, Jeremiah 49:36, Jeremiah 49:37, Jeremiah 49:38, Jeremiah 49:39, Jeremiah 50:1–51.64, Jeremiah 50:2, Jeremiah 50:3, Jeremiah 50:4, Jeremiah 50:4–10, Jeremiah 50:5, Jeremiah 50:6, Jeremiah 50:7, Jeremiah 50:8–9, Jeremiah 50:11, Jeremiah 50:11–16, Jeremiah 50:12, Jeremiah 50:14, Jeremiah 50:15, Jeremiah 50:16, Jeremiah 50:17, Jeremiah 50:17–20, Jeremiah 50:18–19, Jeremiah 50:20, Jeremiah 50:21, Jeremiah 50:28, Jeremiah 50:29–30, Jeremiah 50:31–32, Jeremiah 50:33–34, Jeremiah 50:35–38, Jeremiah 50:38, Jeremiah 50:39–40, Jeremiah 50:43, Jeremiah 50:44–46, Jeremiah 51:1–2, Jeremiah 51:3–4, Jeremiah 51:5, Jeremiah 51:6, Jeremiah 51:7, Jeremiah 51:8, Jeremiah 51:9–10, Jeremiah 51:11–12, Jeremiah 51:15–16, Jeremiah 51:15–19, Jeremiah 51:20, Jeremiah 51:27–28, Jeremiah 51:29–30, Jeremiah 51:31, Jeremiah 51:33, Jeremiah 51:35, Jeremiah 51:36, Jeremiah 51:37, Jeremiah 51:38–40, Jeremiah 51:42, Jeremiah 51:44, Jeremiah 51:45, Jeremiah 51:45–53, Jeremiah 51:46, Jeremiah 51:47–48, Jeremiah 51:49–50, Jeremiah 51:51, Jeremiah 51:52, Jeremiah 51:53, Jeremiah 51:54, Jeremiah 51:55–56, Jeremiah 51:57, Jeremiah 51:59, Jeremiah 51:59–64, Jeremiah 51:63–64, Jeremiah 52:1–34, Jeremiah 52:9, Jeremiah 52:10, Jeremiah 52:11, Jeremiah 52:12, Jeremiah 52:12–21, Jeremiah 52:13, Jeremiah 52:15, Jeremiah 52:17–23, Jeremiah 52:21, Jeremiah 52:23, Jeremiah 52:25, Jeremiah 52:28, Jeremiah 52:28–30, Jeremiah 52:29, Jeremiah 52:31–34</w:t>
-      </w:r>
-      <w:r>
-        <w:rPr>
           <w:lang w:val="en_US" w:bidi="en_US"/>
         </w:rPr>
       </w:r>
@@ -47099,7 +47092,7 @@
         <w:rPr>
           <w:lang w:val="en_US" w:bidi="en_US"/>
         </w:rPr>
-        <w:t xml:space="preserve">). These rules had been ignored since Moses' time. However, the order was useless because the people soon broke this new promise. They had also broken their agreement with Nebuchadnezzar (see </w:t>
+        <w:t xml:space="preserve">). These rules had been ignored since the time of Moses. However, the order was useless because the people soon broke this new promise. They had also broken their agreement with Nebuchadnezzar (see </w:t>
       </w:r>
       <w:hyperlink r:id="rId729">
         <w:r>

--- a/eng/docx/24.content.docx
+++ b/eng/docx/24.content.docx
@@ -150,19 +150,6 @@
           <w:lang w:val="en_US" w:bidi="en_US"/>
         </w:rPr>
         <w:t>JER</w:t>
-      </w:r>
-      <w:r>
-        <w:rPr>
-          <w:lang w:val="en_US" w:bidi="en_US"/>
-        </w:rPr>
-      </w:r>
-    </w:p>
-    <w:p>
-      <w:pPr/>
-      <w:r>
-        <w:rPr>
-          <w:lang w:val="en_US" w:bidi="en_US"/>
-        </w:rPr>
       </w:r>
       <w:r>
         <w:rPr>

--- a/eng/docx/24.content.docx
+++ b/eng/docx/24.content.docx
@@ -19,7 +19,7 @@
         <w:rPr>
           <w:lang w:val="en_US" w:bidi="en_US"/>
         </w:rPr>
-        <w:t>Resource: Study Notes (Tyndale)</w:t>
+        <w:t>Resource: Tyndale Open Study Notes</w:t>
       </w:r>
       <w:r>
         <w:rPr>
@@ -112,7 +112,7 @@
         <w:rPr>
           <w:lang w:val="en_US" w:bidi="en_US"/>
         </w:rPr>
-        <w:t>Study Notes (Tyndale)</w:t>
+        <w:t>Tyndale Open Study Notes</w:t>
       </w:r>
     </w:p>
     <w:p>

--- a/eng/docx/24.content.docx
+++ b/eng/docx/24.content.docx
@@ -19081,7 +19081,7 @@
         <w:rPr>
           <w:lang w:val="en_US" w:bidi="en_US"/>
         </w:rPr>
-        <w:t xml:space="preserve">This brief decree about the upcoming exile likely relates to the first Babylonian invasion of Judah in 605 BC (see </w:t>
+        <w:t xml:space="preserve">This brief decree about the upcoming exile is likely related to the first Babylonian invasion of Judah in 605 BC (see </w:t>
       </w:r>
       <w:r>
         <w:rPr>

--- a/eng/docx/24.content.docx
+++ b/eng/docx/24.content.docx
@@ -19,7 +19,7 @@
         <w:rPr>
           <w:lang w:val="en_US" w:bidi="en_US"/>
         </w:rPr>
-        <w:t>Resource: Tyndale Open Study Notes</w:t>
+        <w:t>Resource: Aquifer Open Study Notes</w:t>
       </w:r>
       <w:r>
         <w:rPr>
@@ -112,7 +112,7 @@
         <w:rPr>
           <w:lang w:val="en_US" w:bidi="en_US"/>
         </w:rPr>
-        <w:t>Tyndale Open Study Notes</w:t>
+        <w:t>Aquifer Open Study Notes</w:t>
       </w:r>
     </w:p>
     <w:p>
